--- a/zanyatiya/Zanyatie_05_Lekciya_Soderzhanie_Konspekt.docx
+++ b/zanyatiya/Zanyatie_05_Lekciya_Soderzhanie_Konspekt.docx
@@ -992,7 +992,7 @@
           <w:sz w:val="20"/>
           <w:szCs w:val="20"/>
         </w:rPr>
-        <w:t xml:space="preserve">Хронометраж: представления 20 минут, хук 5 минут, четыре учебных вопроса 60 минут, домашнее задание 5 минут. Практическая работа на листе А3 встроена в учебные вопросы 3 и 4: короткий заход теории, затем сразу отработка на своём проекте.</w:t>
+        <w:t xml:space="preserve">Хронометраж: представления 20 минут, хук 5 минут, четыре учебных вопроса 60 минут, домашнее задание 5 минут. Практическая работа на листе А4 встроена в учебные вопросы 3 и 4: короткий заход теории, затем сразу отработка на своём проекте.</w:t>
       </w:r>
     </w:p>
     <w:p>
@@ -2291,7 +2291,7 @@
           <w:sz w:val="20"/>
           <w:szCs w:val="20"/>
         </w:rPr>
-        <w:t xml:space="preserve"> Каждая команда строит дерево проблем своего проекта на листе А3: центральная проблема в середине, не меньше трёх причин ниже, не меньше двух следствий выше. Преподаватель обходит команды и ставит один вопрос: «Можно ли сформулировать эту проблему, не упоминая ваш продукт?»</w:t>
+        <w:t xml:space="preserve"> Каждая команда строит дерево проблем своего проекта на листе А4: центральная проблема в середине, не меньше трёх причин ниже, не меньше двух следствий выше. Преподаватель обходит команды и ставит один вопрос: «Можно ли сформулировать эту проблему, не упоминая ваш продукт?»</w:t>
       </w:r>
     </w:p>
     <w:p>
